--- a/data/cue-energy-survey.docx
+++ b/data/cue-energy-survey.docx
@@ -1123,6 +1123,7 @@
           <w:szCs w:val="24"/>
         </w:rPr>
       </w:pPr>
+      <w:bookmarkStart w:id="0" w:name="OLE_LINK1"/>
       <w:r>
         <w:rPr>
           <w:rFonts w:ascii="Times New Roman" w:hAnsi="Times New Roman" w:cs="Times New Roman"/>
@@ -1260,6 +1261,7 @@
         <w:t>Nuclear energy, which produced 18 percent in 2024</w:t>
       </w:r>
     </w:p>
+    <w:bookmarkEnd w:id="0"/>
     <w:p>
       <w:pPr>
         <w:pStyle w:val="Heading3"/>
